--- a/docs/thejohn-user-manual.docx
+++ b/docs/thejohn-user-manual.docx
@@ -24,9 +24,9 @@
         <w:rPr>
           <w:sz w:val="22"/>
         </w:rPr>
-        <w:t>작성 기준일: 2026-06-03</w:t>
+        <w:t>작성 기준일: 2026-06-08</w:t>
         <w:br/>
-        <w:t>버전: 1.0</w:t>
+        <w:t>버전: 1.1</w:t>
       </w:r>
     </w:p>
     <w:p>
@@ -1114,7 +1114,7 @@
         <w:pStyle w:val="ListNumber"/>
       </w:pPr>
       <w:r>
-        <w:t>3. 상품 리스트: 검색·수정·삭제</w:t>
+        <w:t>3. 상품 사진: 1장만 등록 (540×540 JPEG, 1MB 이하). 앨범·카메라로 선택</w:t>
       </w:r>
     </w:p>
     <w:p>
@@ -1122,7 +1122,23 @@
         <w:pStyle w:val="ListNumber"/>
       </w:pPr>
       <w:r>
-        <w:t>4. 신규 상품 등록 흐름(별도 메뉴)이 있으면 안내에 따라 진행</w:t>
+        <w:t>4. 규격 옆 「상품정보」: 식품 표시사항 등 항목별 입력·저장 (product_info)</w:t>
+      </w:r>
+    </w:p>
+    <w:p>
+      <w:pPr>
+        <w:pStyle w:val="ListNumber"/>
+      </w:pPr>
+      <w:r>
+        <w:t>5. 상품 리스트: 검색·수정·삭제</w:t>
+      </w:r>
+    </w:p>
+    <w:p>
+      <w:pPr>
+        <w:pStyle w:val="ListNumber"/>
+      </w:pPr>
+      <w:r>
+        <w:t>6. 홈페이지 사업부문: 상품 클릭 시 같은 부문 상품 상세를 위·아래로 스크롤하며 볼 수 있음</w:t>
       </w:r>
     </w:p>
     <w:p>
@@ -1658,7 +1674,20 @@
     </w:p>
     <w:p>
       <w:r>
-        <w:t>경로: 그룹 마케팅 관리 → 업무관리</w:t>
+        <w:t>경로: 그룹 마케팅 관리 → 업무관리 (관리자관리 허브)</w:t>
+      </w:r>
+    </w:p>
+    <w:p>
+      <w:r>
+        <w:t>메뉴는 아래와 같이 3그룹으로 구성됩니다. (관리자 등록/리스트 → 통계 2종 → SOLAPI·문서)</w:t>
+      </w:r>
+    </w:p>
+    <w:p>
+      <w:pPr>
+        <w:pStyle w:val="Heading2"/>
+      </w:pPr>
+      <w:r>
+        <w:t>12.1 관리자 계정</w:t>
       </w:r>
     </w:p>
     <w:tbl>
@@ -1700,7 +1729,7 @@
           </w:tcPr>
           <w:p>
             <w:r>
-              <w:t>관리자 등록·리스트</w:t>
+              <w:t>관리자 등록</w:t>
             </w:r>
           </w:p>
         </w:tc>
@@ -1710,7 +1739,7 @@
           </w:tcPr>
           <w:p>
             <w:r>
-              <w:t>내부 계정·주문 권한 설정</w:t>
+              <w:t>내부 계정 생성·주문 권한·인감 등 설정</w:t>
             </w:r>
           </w:p>
         </w:tc>
@@ -1722,7 +1751,7 @@
           </w:tcPr>
           <w:p>
             <w:r>
-              <w:t>발주서 관리·거래명세서</w:t>
+              <w:t>관리자 리스트</w:t>
             </w:r>
           </w:p>
         </w:tc>
@@ -1732,7 +1761,49 @@
           </w:tcPr>
           <w:p>
             <w:r>
-              <w:t>주문서 관리와 동일 진입</w:t>
+              <w:t>등록된 관리자 조회·수정</w:t>
+            </w:r>
+          </w:p>
+        </w:tc>
+      </w:tr>
+    </w:tbl>
+    <w:p/>
+    <w:p>
+      <w:pPr>
+        <w:pStyle w:val="Heading2"/>
+      </w:pPr>
+      <w:r>
+        <w:t>12.2 통계</w:t>
+      </w:r>
+    </w:p>
+    <w:tbl>
+      <w:tblPr>
+        <w:tblStyle w:val="TableGrid"/>
+        <w:tblW w:type="auto" w:w="0"/>
+        <w:tblLook w:firstColumn="1" w:firstRow="1" w:lastColumn="0" w:lastRow="0" w:noHBand="0" w:noVBand="1" w:val="04A0"/>
+      </w:tblPr>
+      <w:tblGrid>
+        <w:gridCol w:w="4703"/>
+        <w:gridCol w:w="4703"/>
+      </w:tblGrid>
+      <w:tr>
+        <w:tc>
+          <w:tcPr>
+            <w:tcW w:type="dxa" w:w="4703"/>
+          </w:tcPr>
+          <w:p>
+            <w:r>
+              <w:t>메뉴</w:t>
+            </w:r>
+          </w:p>
+        </w:tc>
+        <w:tc>
+          <w:tcPr>
+            <w:tcW w:type="dxa" w:w="4703"/>
+          </w:tcPr>
+          <w:p>
+            <w:r>
+              <w:t>용도</w:t>
             </w:r>
           </w:p>
         </w:tc>
@@ -1744,7 +1815,7 @@
           </w:tcPr>
           <w:p>
             <w:r>
-              <w:t>접속통계</w:t>
+              <w:t>접속·이용 통계</w:t>
             </w:r>
           </w:p>
         </w:tc>
@@ -1754,7 +1825,7 @@
           </w:tcPr>
           <w:p>
             <w:r>
-              <w:t>로그인·방문 기록</w:t>
+              <w:t>관리자·등록 업체·게스트의 로그인, 페이지 방문, 세션(머무른 시간). 기간 필터</w:t>
             </w:r>
           </w:p>
         </w:tc>
@@ -1776,7 +1847,49 @@
           </w:tcPr>
           <w:p>
             <w:r>
-              <w:t>상품·업체·주문 데이터 집계</w:t>
+              <w:t>담당 관리자별 DB 저장 용량, 이용 시간(접속 로그), 상품·업체·발주 건수. 기간 필터</w:t>
+            </w:r>
+          </w:p>
+        </w:tc>
+      </w:tr>
+    </w:tbl>
+    <w:p/>
+    <w:p>
+      <w:pPr>
+        <w:pStyle w:val="Heading2"/>
+      </w:pPr>
+      <w:r>
+        <w:t>12.3 알림·문서</w:t>
+      </w:r>
+    </w:p>
+    <w:tbl>
+      <w:tblPr>
+        <w:tblStyle w:val="TableGrid"/>
+        <w:tblW w:type="auto" w:w="0"/>
+        <w:tblLook w:firstColumn="1" w:firstRow="1" w:lastColumn="0" w:lastRow="0" w:noHBand="0" w:noVBand="1" w:val="04A0"/>
+      </w:tblPr>
+      <w:tblGrid>
+        <w:gridCol w:w="4703"/>
+        <w:gridCol w:w="4703"/>
+      </w:tblGrid>
+      <w:tr>
+        <w:tc>
+          <w:tcPr>
+            <w:tcW w:type="dxa" w:w="4703"/>
+          </w:tcPr>
+          <w:p>
+            <w:r>
+              <w:t>메뉴</w:t>
+            </w:r>
+          </w:p>
+        </w:tc>
+        <w:tc>
+          <w:tcPr>
+            <w:tcW w:type="dxa" w:w="4703"/>
+          </w:tcPr>
+          <w:p>
+            <w:r>
+              <w:t>용도</w:t>
             </w:r>
           </w:p>
         </w:tc>
@@ -1788,7 +1901,7 @@
           </w:tcPr>
           <w:p>
             <w:r>
-              <w:t>시스템 구조 문서</w:t>
+              <w:t>SOLAPI 이용 현황</w:t>
             </w:r>
           </w:p>
         </w:tc>
@@ -1798,13 +1911,40 @@
           </w:tcPr>
           <w:p>
             <w:r>
-              <w:t>관리용 Word/PPT·사용자 매뉴얼 다운로드</w:t>
+              <w:t>업체 주문 시 관리자 SMS(SOLAPI) 발송 횟수. 담당 관리자·등록 업체별 집계. 기능 적용 이후 기록만 포함</w:t>
+            </w:r>
+          </w:p>
+        </w:tc>
+      </w:tr>
+      <w:tr>
+        <w:tc>
+          <w:tcPr>
+            <w:tcW w:type="dxa" w:w="4703"/>
+          </w:tcPr>
+          <w:p>
+            <w:r>
+              <w:t>문서 다운로드</w:t>
+            </w:r>
+          </w:p>
+        </w:tc>
+        <w:tc>
+          <w:tcPr>
+            <w:tcW w:type="dxa" w:w="4703"/>
+          </w:tcPr>
+          <w:p>
+            <w:r>
+              <w:t>사용자 매뉴얼·시스템 구조 설명서(Word/PPT)·기술 구조(Markdown) 받기</w:t>
             </w:r>
           </w:p>
         </w:tc>
       </w:tr>
     </w:tbl>
     <w:p/>
+    <w:p>
+      <w:r>
+        <w:t>※ 발주서·거래명세는 「주문서 관리」 메뉴에서 이용합니다. 업무관리와 별도입니다.</w:t>
+      </w:r>
+    </w:p>
     <w:p>
       <w:pPr>
         <w:pStyle w:val="Heading1"/>
@@ -1877,6 +2017,28 @@
       </w:r>
       <w:r>
         <w:t>주소가 www.thejohn.co.kr 인지 확인, 로그아웃 후 재로그인.</w:t>
+      </w:r>
+    </w:p>
+    <w:p>
+      <w:r>
+        <w:rPr>
+          <w:b/>
+        </w:rPr>
+        <w:t xml:space="preserve">SOLAPI 이용 현황에 기록이 없습니다. </w:t>
+      </w:r>
+      <w:r>
+        <w:t>기능 적용 이후 주문 알림이 발생한 건만 집계됩니다. 기간을 넓혀 조회해 보세요.</w:t>
+      </w:r>
+    </w:p>
+    <w:p>
+      <w:r>
+        <w:rPr>
+          <w:b/>
+        </w:rPr>
+        <w:t xml:space="preserve">문서 다운로드 내용이 화면과 다릅니다. </w:t>
+      </w:r>
+      <w:r>
+        <w:t>Word/PPT는 스크립트로 생성한 정적 파일입니다. 최신 반영 후 재배포가 필요할 수 있습니다.</w:t>
       </w:r>
     </w:p>
     <w:p>
